--- a/黄浩昀/语法巩固方案/教师版/第1课_语法讲义与练习_教师版.docx
+++ b/黄浩昀/语法巩固方案/教师版/第1课_语法讲义与练习_教师版.docx
@@ -639,7 +639,7 @@
           <w:i w:val="0"/>
           <w:sz w:val="22"/>
         </w:rPr>
-        <w:t>1. Although the school, which was built ten years ago, has about two ___ students, three ___ of the parents in the neighborhood still choose to send their children here.</w:t>
+        <w:t>1. About two ___ students joined the school team last year, and ___ of their parents supported them warmly.</w:t>
       </w:r>
     </w:p>
     <w:p>
@@ -654,7 +654,7 @@
           <w:i w:val="0"/>
           <w:sz w:val="21"/>
         </w:rPr>
-        <w:t>A. hundred / quarters　B. hundreds / quarters　C. hundred / quarter　D. hundreds / quarter</w:t>
+        <w:t>A. hundred / three quarters　B. hundreds / three quarters　C. hundred / third quarters　D. hundreds of / three quarter's</w:t>
       </w:r>
     </w:p>
     <w:p>
@@ -669,7 +669,7 @@
           <w:color w:val="C00000"/>
           <w:sz w:val="21"/>
         </w:rPr>
-        <w:t>答案：(1)A (2)A　解析：空1：two 后有具体数字 → hundred 单数。空2：three quarters 四分之三（分子 3 分母 quarter 加 s）。</w:t>
+        <w:t>答案：(1)A (2)B　解析：空1：two 后有具体数字 → hundred 单数。空2：分数 three quarters（分子3分母序数加s）。</w:t>
       </w:r>
     </w:p>
     <w:p>
@@ -683,7 +683,7 @@
           <w:i w:val="0"/>
           <w:sz w:val="22"/>
         </w:rPr>
-        <w:t>2. Every year, ___ of tourists, most of whom come from the south, visit the ancient town, but only a ___ of them stay overnight.</w:t>
+        <w:t>2. ___ of tourists visit the old town every year, but only a ___ of them stay overnight.</w:t>
       </w:r>
     </w:p>
     <w:p>
@@ -698,7 +698,7 @@
           <w:i w:val="0"/>
           <w:sz w:val="21"/>
         </w:rPr>
-        <w:t>A. Thousand / quarter　B. Thousands / quarter　C. Thousands / third　D. Thousand / third</w:t>
+        <w:t>A. Thousand / quarter　B. Thousands / quarter　C. Thousand of / third　D. A thousand of / half</w:t>
       </w:r>
     </w:p>
     <w:p>
@@ -713,7 +713,7 @@
           <w:color w:val="C00000"/>
           <w:sz w:val="21"/>
         </w:rPr>
-        <w:t>答案：(1)B (2)B　解析：空1：无具体数字表约数 → Thousands of。空2：a quarter 四分之一，与前半句多数人形成对比。</w:t>
+        <w:t>答案：(1)B (2)A　解析：空1：无具体数字表约数 → Thousands of。空2：a quarter 四分之一（与上句对比：多数人来、少数留宿）。</w:t>
       </w:r>
     </w:p>
     <w:p>
@@ -727,7 +727,51 @@
           <w:i w:val="0"/>
           <w:sz w:val="22"/>
         </w:rPr>
-        <w:t>3. There isn't ___ milk left in the fridge, so I have to go to the supermarket, which is twenty minutes' walk away, to buy ___ for my little sister.</w:t>
+        <w:t>3. Could you give me ___ advice on how to learn English, because I have no ___ about it at all?</w:t>
+      </w:r>
+    </w:p>
+    <w:p>
+      <w:pPr>
+        <w:spacing w:after="0"/>
+        <w:ind w:left="283"/>
+      </w:pPr>
+      <w:r>
+        <w:rPr>
+          <w:rFonts w:ascii="Times New Roman" w:hAnsi="Times New Roman" w:eastAsia="微软雅黑"/>
+          <w:b w:val="0"/>
+          <w:i w:val="0"/>
+          <w:sz w:val="21"/>
+        </w:rPr>
+        <w:t>A. some / an idea　B. any / some ideas　C. a / idea　D. many / the idea</w:t>
+      </w:r>
+    </w:p>
+    <w:p>
+      <w:pPr>
+        <w:spacing w:after="40"/>
+      </w:pPr>
+      <w:r>
+        <w:rPr>
+          <w:rFonts w:ascii="Times New Roman" w:hAnsi="Times New Roman" w:eastAsia="微软雅黑"/>
+          <w:b/>
+          <w:i w:val="0"/>
+          <w:color w:val="C00000"/>
+          <w:sz w:val="21"/>
+        </w:rPr>
+        <w:t>答案：(1)A (2)A　解析：空1：请求帮助 → some。空2：have no idea 没有概念（固定搭配，idea 可数单数）。</w:t>
+      </w:r>
+    </w:p>
+    <w:p>
+      <w:pPr>
+        <w:spacing w:lineRule="auto" w:line="312"/>
+      </w:pPr>
+      <w:r>
+        <w:rPr>
+          <w:rFonts w:ascii="Times New Roman" w:hAnsi="Times New Roman" w:eastAsia="微软雅黑"/>
+          <w:b/>
+          <w:i w:val="0"/>
+          <w:sz w:val="22"/>
+        </w:rPr>
+        <w:t>4. There isn't ___ milk in the glass, so I'll go and buy ___, although the shop is far away.</w:t>
       </w:r>
     </w:p>
     <w:p>
@@ -757,7 +801,7 @@
           <w:color w:val="C00000"/>
           <w:sz w:val="21"/>
         </w:rPr>
-        <w:t>答案：(1)B (2)B　解析：空1：否定句 There isn't → any。空2：肯定意图去买一些 → some。</w:t>
+        <w:t>答案：(1)B (2)B　解析：空1：否定句 → any。空2：肯定句去买一些 → some。</w:t>
       </w:r>
     </w:p>
     <w:p>
@@ -771,7 +815,51 @@
           <w:i w:val="0"/>
           <w:sz w:val="22"/>
         </w:rPr>
-        <w:t>4. Two ___ of the workers, who come from the countryside, are from the north, while the rest, including my uncle, ___ from the south.</w:t>
+        <w:t>5. Is there ___ interesting in today's newspaper? I found ___ about the new sports center.</w:t>
+      </w:r>
+    </w:p>
+    <w:p>
+      <w:pPr>
+        <w:spacing w:after="0"/>
+        <w:ind w:left="283"/>
+      </w:pPr>
+      <w:r>
+        <w:rPr>
+          <w:rFonts w:ascii="Times New Roman" w:hAnsi="Times New Roman" w:eastAsia="微软雅黑"/>
+          <w:b w:val="0"/>
+          <w:i w:val="0"/>
+          <w:sz w:val="21"/>
+        </w:rPr>
+        <w:t>A. something / something　B. anything / something　C. nothing / anything　D. everything / nothing</w:t>
+      </w:r>
+    </w:p>
+    <w:p>
+      <w:pPr>
+        <w:spacing w:after="40"/>
+      </w:pPr>
+      <w:r>
+        <w:rPr>
+          <w:rFonts w:ascii="Times New Roman" w:hAnsi="Times New Roman" w:eastAsia="微软雅黑"/>
+          <w:b/>
+          <w:i w:val="0"/>
+          <w:color w:val="C00000"/>
+          <w:sz w:val="21"/>
+        </w:rPr>
+        <w:t>答案：(1)B (2)B　解析：空1：一般疑问句 → anything。空2：肯定句找到某内容 → something。</w:t>
+      </w:r>
+    </w:p>
+    <w:p>
+      <w:pPr>
+        <w:spacing w:lineRule="auto" w:line="312"/>
+      </w:pPr>
+      <w:r>
+        <w:rPr>
+          <w:rFonts w:ascii="Times New Roman" w:hAnsi="Times New Roman" w:eastAsia="微软雅黑"/>
+          <w:b/>
+          <w:i w:val="0"/>
+          <w:sz w:val="22"/>
+        </w:rPr>
+        <w:t>6. Two ___ of the workers are from the north, while the rest ___ from the south.</w:t>
       </w:r>
     </w:p>
     <w:p>
@@ -801,7 +889,7 @@
           <w:color w:val="C00000"/>
           <w:sz w:val="21"/>
         </w:rPr>
-        <w:t>答案：(1)B (2)B　解析：空1：Two fifths 五分之二（分子 2 &gt; 1 分母加 s）。空2：the rest 指代复数 workers → are。</w:t>
+        <w:t>答案：(1)B (2)B　解析：空1：Two fifths 五分之二（分子&gt;1分母加s）。空2：the rest 指复数 workers → are。</w:t>
       </w:r>
     </w:p>
     <w:p>
@@ -815,7 +903,7 @@
           <w:i w:val="0"/>
           <w:sz w:val="22"/>
         </w:rPr>
-        <w:t>5. There are about three ___ students in our grade, and two ___ of them, who ride bikes to school every morning, live within five kilometers of the campus.</w:t>
+        <w:t>7. About one ___ of the students prefer online lessons, but the ___ don't agree with them.</w:t>
       </w:r>
     </w:p>
     <w:p>
@@ -830,7 +918,7 @@
           <w:i w:val="0"/>
           <w:sz w:val="21"/>
         </w:rPr>
-        <w:t>A. hundreds / third　B. hundred / thirds　C. hundred of / three　D. hundreds of / thirds</w:t>
+        <w:t>A. three / other　B. third / others　C. thirds / another　D. thirty / the others</w:t>
       </w:r>
     </w:p>
     <w:p>
@@ -845,7 +933,7 @@
           <w:color w:val="C00000"/>
           <w:sz w:val="21"/>
         </w:rPr>
-        <w:t>答案：(1)B (2)B　解析：空1：three 具体数字 → hundred 单数。空2：two thirds 三分之二（分子 2 分母加 s）。</w:t>
+        <w:t>答案：(1)B (2)D　解析：空1：one third 三分之一（分子1分母单数）。空2：the others 其余的人（特指剩余部分）。</w:t>
       </w:r>
     </w:p>
     <w:p>
@@ -859,7 +947,7 @@
           <w:i w:val="0"/>
           <w:sz w:val="22"/>
         </w:rPr>
-        <w:t>6. I believe ___ the two hundred students will all pass the exam, and I'm sure ___ they have studied hard for it.</w:t>
+        <w:t>8. Would you like ___ water before the meeting, since there is still ___ time left?</w:t>
       </w:r>
     </w:p>
     <w:p>
@@ -874,7 +962,7 @@
           <w:i w:val="0"/>
           <w:sz w:val="21"/>
         </w:rPr>
-        <w:t>A. that / that　B. if / that　C. what / if　D. whether / what</w:t>
+        <w:t>A. a glass of / some　B. some / any　C. any / a few　D. a / many</w:t>
       </w:r>
     </w:p>
     <w:p>
@@ -889,7 +977,7 @@
           <w:color w:val="C00000"/>
           <w:sz w:val="21"/>
         </w:rPr>
-        <w:t>答案：(1)A (2)A　解析：空1/空2：陈述句变宾语从句用 that（表确定事实，口语可省略）→ believe (that)... / sure (that)...。本课新知：引导词一 that。</w:t>
+        <w:t>答案：(1)A (2)A　解析：空1：量词计量 a glass of water（不可数名词计量）。空2：time 不可数且肯定 → some time。</w:t>
       </w:r>
     </w:p>
     <w:p>
@@ -903,7 +991,7 @@
           <w:i w:val="0"/>
           <w:sz w:val="22"/>
         </w:rPr>
-        <w:t>7. Could you tell me ___ there is any milk left in the glass? I wonder ___ the shop is still open now.</w:t>
+        <w:t>9. There are about three ___ students in our grade, and ___ of them ride bikes to school.</w:t>
       </w:r>
     </w:p>
     <w:p>
@@ -918,7 +1006,7 @@
           <w:i w:val="0"/>
           <w:sz w:val="21"/>
         </w:rPr>
-        <w:t>A. that / that　B. if / whether　C. what / if　D. whether / what</w:t>
+        <w:t>A. hundreds / two third　B. hundred / two thirds　C. hundred of / two three　D. hundreds of / second third</w:t>
       </w:r>
     </w:p>
     <w:p>
@@ -933,7 +1021,7 @@
           <w:color w:val="C00000"/>
           <w:sz w:val="21"/>
         </w:rPr>
-        <w:t>答案：(1)B (2)B　解析：空1/空2：一般疑问句变宾语从句用 if / whether（表是否）→ tell me if... / wonder whether...。本课新知：引导词二 if / whether。</w:t>
+        <w:t>答案：(1)B (2)B　解析：空1：three 具体数字 → hundred。空2：Two thirds 三分之二。</w:t>
       </w:r>
     </w:p>
     <w:p>
@@ -947,7 +1035,7 @@
           <w:i w:val="0"/>
           <w:sz w:val="22"/>
         </w:rPr>
-        <w:t>8. I don't know ___ many students will join the school team this year, but I know ___ they will try their best.</w:t>
+        <w:t>10. ___ of the earth is covered by water, but only a small ___ of it is drinkable.</w:t>
       </w:r>
     </w:p>
     <w:p>
@@ -962,7 +1050,7 @@
           <w:i w:val="0"/>
           <w:sz w:val="21"/>
         </w:rPr>
-        <w:t>A. how / that　B. what / if　C. when / what　D. why / whether</w:t>
+        <w:t>A. Three quarter / part　B. Three quarters / part　C. Three fourth / parts　D. Third quarters / half</w:t>
       </w:r>
     </w:p>
     <w:p>
@@ -977,95 +1065,7 @@
           <w:color w:val="C00000"/>
           <w:sz w:val="21"/>
         </w:rPr>
-        <w:t>答案：(1)A (2)A　解析：空1：特殊疑问句变宾语从句保留疑问词 → how many（多少）。空2：陈述内容 → that。本课新知：引导词三疑问词。</w:t>
-      </w:r>
-    </w:p>
-    <w:p>
-      <w:pPr>
-        <w:spacing w:lineRule="auto" w:line="312"/>
-      </w:pPr>
-      <w:r>
-        <w:rPr>
-          <w:rFonts w:ascii="Times New Roman" w:hAnsi="Times New Roman" w:eastAsia="微软雅黑"/>
-          <w:b/>
-          <w:i w:val="0"/>
-          <w:sz w:val="22"/>
-        </w:rPr>
-        <w:t>9. Can you tell me ___ the new library is? I also want to know ___ it opens every day, because I want to go there this weekend.</w:t>
-      </w:r>
-    </w:p>
-    <w:p>
-      <w:pPr>
-        <w:spacing w:after="0"/>
-        <w:ind w:left="283"/>
-      </w:pPr>
-      <w:r>
-        <w:rPr>
-          <w:rFonts w:ascii="Times New Roman" w:hAnsi="Times New Roman" w:eastAsia="微软雅黑"/>
-          <w:b w:val="0"/>
-          <w:i w:val="0"/>
-          <w:sz w:val="21"/>
-        </w:rPr>
-        <w:t>A. where / when　B. what / where　C. when / why　D. how / what</w:t>
-      </w:r>
-    </w:p>
-    <w:p>
-      <w:pPr>
-        <w:spacing w:after="40"/>
-      </w:pPr>
-      <w:r>
-        <w:rPr>
-          <w:rFonts w:ascii="Times New Roman" w:hAnsi="Times New Roman" w:eastAsia="微软雅黑"/>
-          <w:b/>
-          <w:i w:val="0"/>
-          <w:color w:val="C00000"/>
-          <w:sz w:val="21"/>
-        </w:rPr>
-        <w:t>答案：(1)A (2)A　解析：空1：地点 → where 引导宾语从句（陈述语序）。空2：时间 → when。本课新知：疑问词 where / when 作引导词。</w:t>
-      </w:r>
-    </w:p>
-    <w:p>
-      <w:pPr>
-        <w:spacing w:lineRule="auto" w:line="312"/>
-      </w:pPr>
-      <w:r>
-        <w:rPr>
-          <w:rFonts w:ascii="Times New Roman" w:hAnsi="Times New Roman" w:eastAsia="微软雅黑"/>
-          <w:b/>
-          <w:i w:val="0"/>
-          <w:sz w:val="22"/>
-        </w:rPr>
-        <w:t>10. The teacher asked us ___ we were late again, and she wanted to know ___ we could get to school on time.</w:t>
-      </w:r>
-    </w:p>
-    <w:p>
-      <w:pPr>
-        <w:spacing w:after="0"/>
-        <w:ind w:left="283"/>
-      </w:pPr>
-      <w:r>
-        <w:rPr>
-          <w:rFonts w:ascii="Times New Roman" w:hAnsi="Times New Roman" w:eastAsia="微软雅黑"/>
-          <w:b w:val="0"/>
-          <w:i w:val="0"/>
-          <w:sz w:val="21"/>
-        </w:rPr>
-        <w:t>A. why / how　B. what / when　C. where / what　D. that / why</w:t>
-      </w:r>
-    </w:p>
-    <w:p>
-      <w:pPr>
-        <w:spacing w:after="40"/>
-      </w:pPr>
-      <w:r>
-        <w:rPr>
-          <w:rFonts w:ascii="Times New Roman" w:hAnsi="Times New Roman" w:eastAsia="微软雅黑"/>
-          <w:b/>
-          <w:i w:val="0"/>
-          <w:color w:val="C00000"/>
-          <w:sz w:val="21"/>
-        </w:rPr>
-        <w:t>答案：(1)A (2)A　解析：空1：原因 → why。空2：方式 → how（如何准时到校）。本课新知：疑问词 why / how 作引导词，从句用陈述语序。</w:t>
+        <w:t>答案：(1)B (2)A　解析：空1：Three quarters 四分之三。空2：a small part of 一小部分（与 water 呼应）。</w:t>
       </w:r>
     </w:p>
     <w:p>
